--- a/papers/class11_v2/AMO_C11_L1_PracticePaper3_v2.docx
+++ b/papers/class11_v2/AMO_C11_L1_PracticePaper3_v2.docx
@@ -20804,7 +20804,58 @@
                 <w:i w:val="0"/>
                 <w:sz w:val="20"/>
               </w:rPr>
-              <w:t>The sum of n terms is 5(3ⁿ − 1) ÷ 2 = 1,820, so 3ⁿ − 1 = 728, 3ⁿ = 729 and n = 6.</w:t>
+              <w:t xml:space="preserve">The sum of n terms is 5(3</w:t>
+            </w:r>
+            <w:r>
+              <w:rPr>
+                <w:b w:val="0"/>
+                <w:sz w:val="20"/>
+                <w:i/>
+                <w:vertAlign w:val="superscript"/>
+              </w:rPr>
+              <w:t>n</w:t>
+            </w:r>
+            <w:r>
+              <w:rPr>
+                <w:b w:val="0"/>
+                <w:i w:val="0"/>
+                <w:sz w:val="20"/>
+              </w:rPr>
+              <w:t xml:space="preserve"> − 1) ÷ 2 = 1,820, so 3</w:t>
+            </w:r>
+            <w:r>
+              <w:rPr>
+                <w:b w:val="0"/>
+                <w:sz w:val="20"/>
+                <w:i/>
+                <w:vertAlign w:val="superscript"/>
+              </w:rPr>
+              <w:t>n</w:t>
+            </w:r>
+            <w:r>
+              <w:rPr>
+                <w:b w:val="0"/>
+                <w:i w:val="0"/>
+                <w:sz w:val="20"/>
+              </w:rPr>
+              <w:t xml:space="preserve"> − 1 = 728, 3</w:t>
+            </w:r>
+            <w:r>
+              <w:rPr>
+                <w:b w:val="0"/>
+                <w:sz w:val="20"/>
+                <w:i/>
+                <w:vertAlign w:val="superscript"/>
+              </w:rPr>
+              <w:t>n</w:t>
+            </w:r>
+            <w:r>
+              <w:rPr>
+                <w:b w:val="0"/>
+                <w:i w:val="0"/>
+                <w:sz w:val="20"/>
+              </w:rPr>
+              <w:t xml:space="preserve"> = 729 and n = 6.</w:t>
             </w:r>
           </w:p>
         </w:tc>
